--- a/ЖД станция/Работа над ошибками/Замечания/Замечания_Пятница_этап5_ПЗУ.docx
+++ b/ЖД станция/Работа над ошибками/Замечания/Замечания_Пятница_этап5_ПЗУ.docx
@@ -102,7 +102,7 @@
         <w:t xml:space="preserve"> </w:t>
       </w:r>
       <w:r>
-        <w:t xml:space="preserve">рельеф — 34 проектные отметки ИЛО1 (ГП_ВП), попадающие в модели, совпадают в пределах ±0,01 м (кроме насыпи Ч3, см. п.4); здания 5 этапа (Белова) стоят по отметкам 0.000 ПД и не засыпаны; площади покрытий Тип 1, Тип 2, Тип 3 и откосов соответствуют ВОР; цвета покрытий (пешеходная часть 128,158,162; проезд 115,115,115; трава 80,210,60) — по EIR.</w:t>
+        <w:t xml:space="preserve">рельеф — 34 проектные отметки ИЛО1 (ГП_ВП), попадающие в модели, совпадают в пределах ±0,01 м (кроме насыпи Ч3, см. п.4); здания 5 этапа (Белова) стоят по отметкам 0.000 ПД и не засыпаны; площади в атрибутах верхних слоёв асфальта, откосов, объёмы бортового камня и бетонного основания соответствуют ВОР; цвета покрытий (пешеходная часть 128,158,162; проезд 115,115,115; трава 80,210,60) — по EIR.</w:t>
       </w:r>
     </w:p>
     <w:bookmarkStart w:id="23" w:name="модели-не-исправлены"/>
@@ -485,7 +485,7 @@
         <w:t xml:space="preserve"> </w:t>
       </w:r>
       <w:r>
-        <w:t xml:space="preserve">слоя «Гидроизоляция» нет ни в одной модели (по ПД и ВОР есть). В Ч1 утеплитель ЭППС 161,5 м² при 176,88 м² по ВОР.</w:t>
+        <w:t xml:space="preserve">слоя «Гидроизоляция» нет ни в одной модели (по ПД и ВОР есть). Песок h=0,10 и утеплитель ЭППС в атрибуте «Площадь» на 8–10 % меньше ВОР (Ч1 — 161,5 и 161,6 м² при 176,88 м²).</w:t>
       </w:r>
     </w:p>
     <w:p>
@@ -532,13 +532,37 @@
         <w:t xml:space="preserve">Ч1 — 4 элемента ЭППС, Ч2 — 5 (газон, ЭППС, песок), Ч3 — 26, Ч4 — 135 (площадь ≈ 0). Удалить.</w:t>
       </w:r>
     </w:p>
-    <w:bookmarkStart w:id="34" w:name="сверка-с-вор"/>
+    <w:bookmarkStart w:id="34" w:name="сверка-атрибутов-с-вор"/>
     <w:p>
       <w:pPr>
         <w:pStyle w:val="Heading3"/>
       </w:pPr>
       <w:r>
-        <w:t xml:space="preserve">Сверка с ВОР</w:t>
+        <w:t xml:space="preserve">Сверка атрибутов с ВОР</w:t>
+      </w:r>
+    </w:p>
+    <w:p>
+      <w:pPr>
+        <w:pStyle w:val="FirstParagraph"/>
+      </w:pPr>
+      <w:r>
+        <w:t xml:space="preserve">В ячейке:</w:t>
+      </w:r>
+      <w:r>
+        <w:t xml:space="preserve"> </w:t>
+      </w:r>
+      <w:r>
+        <w:rPr>
+          <w:bCs/>
+          <w:b/>
+        </w:rPr>
+        <w:t xml:space="preserve">ВОР 4.1. 1439_2025_5-ИЛО1.ВОР (ПЗУ) / атрибут модели «Площадь»</w:t>
+      </w:r>
+      <w:r>
+        <w:t xml:space="preserve"> </w:t>
+      </w:r>
+      <w:r>
+        <w:t xml:space="preserve">(сумма по элементам), м²; бортовой камень и основание — атрибут «Объем», м³. Красным — расхождение более 5 %.</w:t>
       </w:r>
     </w:p>
     <w:tbl>
@@ -550,9 +574,11 @@
         <w:jc w:val="start"/>
       </w:tblPr>
       <w:tblGrid>
-        <w:gridCol w:w="6357"/>
-        <w:gridCol w:w="6357"/>
-        <w:gridCol w:w="2421"/>
+        <w:gridCol w:w="3027"/>
+        <w:gridCol w:w="3027"/>
+        <w:gridCol w:w="3027"/>
+        <w:gridCol w:w="3027"/>
+        <w:gridCol w:w="3027"/>
       </w:tblGrid>
       <w:tr>
         <w:trPr>
@@ -560,43 +586,71 @@
         </w:trPr>
         <w:tc>
           <w:tcPr>
-            <w:tcW w:type="dxa" w:w="6358"/>
-          </w:tcPr>
-          <w:p>
-            <w:pPr>
-              <w:pStyle w:val="Compact"/>
-              <w:jc w:val="left"/>
-            </w:pPr>
-            <w:r>
-              <w:t xml:space="preserve">Позиция</w:t>
-            </w:r>
-          </w:p>
-        </w:tc>
-        <w:tc>
-          <w:tcPr>
-            <w:tcW w:type="dxa" w:w="6358"/>
-          </w:tcPr>
-          <w:p>
-            <w:pPr>
-              <w:pStyle w:val="Compact"/>
-              <w:jc w:val="left"/>
-            </w:pPr>
-            <w:r>
-              <w:t xml:space="preserve">Модель (геометрия / атрибут «Площадь»)</w:t>
-            </w:r>
-          </w:p>
-        </w:tc>
-        <w:tc>
-          <w:tcPr>
-            <w:tcW w:type="dxa" w:w="2422"/>
-          </w:tcPr>
-          <w:p>
-            <w:pPr>
-              <w:pStyle w:val="Compact"/>
-              <w:jc w:val="left"/>
-            </w:pPr>
-            <w:r>
-              <w:t xml:space="preserve">ВОР 4.1. …ИЛО1.ВОР (ПЗУ)</w:t>
+            <w:tcW w:type="dxa" w:w="3027"/>
+          </w:tcPr>
+          <w:p>
+            <w:pPr>
+              <w:pStyle w:val="Compact"/>
+              <w:jc w:val="left"/>
+            </w:pPr>
+            <w:r>
+              <w:t xml:space="preserve">Позиция ВОР</w:t>
+            </w:r>
+          </w:p>
+        </w:tc>
+        <w:tc>
+          <w:tcPr>
+            <w:tcW w:type="dxa" w:w="3027"/>
+          </w:tcPr>
+          <w:p>
+            <w:pPr>
+              <w:pStyle w:val="Compact"/>
+              <w:jc w:val="left"/>
+            </w:pPr>
+            <w:r>
+              <w:t xml:space="preserve">Ч1 (НОП №1)</w:t>
+            </w:r>
+          </w:p>
+        </w:tc>
+        <w:tc>
+          <w:tcPr>
+            <w:tcW w:type="dxa" w:w="3027"/>
+          </w:tcPr>
+          <w:p>
+            <w:pPr>
+              <w:pStyle w:val="Compact"/>
+              <w:jc w:val="left"/>
+            </w:pPr>
+            <w:r>
+              <w:t xml:space="preserve">Ч2 (НОП №2)</w:t>
+            </w:r>
+          </w:p>
+        </w:tc>
+        <w:tc>
+          <w:tcPr>
+            <w:tcW w:type="dxa" w:w="3027"/>
+          </w:tcPr>
+          <w:p>
+            <w:pPr>
+              <w:pStyle w:val="Compact"/>
+              <w:jc w:val="left"/>
+            </w:pPr>
+            <w:r>
+              <w:t xml:space="preserve">Ч3 (водоподготовка)</w:t>
+            </w:r>
+          </w:p>
+        </w:tc>
+        <w:tc>
+          <w:tcPr>
+            <w:tcW w:type="dxa" w:w="3027"/>
+          </w:tcPr>
+          <w:p>
+            <w:pPr>
+              <w:pStyle w:val="Compact"/>
+              <w:jc w:val="left"/>
+            </w:pPr>
+            <w:r>
+              <w:t xml:space="preserve">Ч4 (ЛОС)</w:t>
             </w:r>
           </w:p>
         </w:tc>
@@ -604,43 +658,71 @@
       <w:tr>
         <w:tc>
           <w:tcPr>
-            <w:tcW w:type="dxa" w:w="6358"/>
-          </w:tcPr>
-          <w:p>
-            <w:pPr>
-              <w:pStyle w:val="Compact"/>
-              <w:jc w:val="left"/>
-            </w:pPr>
-            <w:r>
-              <w:t xml:space="preserve">Ч1 — Тип 1 тротуар / Тип 2 отмостка</w:t>
-            </w:r>
-          </w:p>
-        </w:tc>
-        <w:tc>
-          <w:tcPr>
-            <w:tcW w:type="dxa" w:w="6358"/>
-          </w:tcPr>
-          <w:p>
-            <w:pPr>
-              <w:pStyle w:val="Compact"/>
-              <w:jc w:val="left"/>
-            </w:pPr>
-            <w:r>
-              <w:t xml:space="preserve">282 / 175 м²</w:t>
-            </w:r>
-          </w:p>
-        </w:tc>
-        <w:tc>
-          <w:tcPr>
-            <w:tcW w:type="dxa" w:w="2422"/>
-          </w:tcPr>
-          <w:p>
-            <w:pPr>
-              <w:pStyle w:val="Compact"/>
-              <w:jc w:val="left"/>
-            </w:pPr>
-            <w:r>
-              <w:t xml:space="preserve">271,55 / 176,88 м² — ок</w:t>
+            <w:tcW w:type="dxa" w:w="3027"/>
+          </w:tcPr>
+          <w:p>
+            <w:pPr>
+              <w:pStyle w:val="Compact"/>
+              <w:jc w:val="left"/>
+            </w:pPr>
+            <w:r>
+              <w:t xml:space="preserve">Асфальт А5Вл h=0,05 (Тип 1 + Тип 2)</w:t>
+            </w:r>
+          </w:p>
+        </w:tc>
+        <w:tc>
+          <w:tcPr>
+            <w:tcW w:type="dxa" w:w="3027"/>
+          </w:tcPr>
+          <w:p>
+            <w:pPr>
+              <w:pStyle w:val="Compact"/>
+              <w:jc w:val="left"/>
+            </w:pPr>
+            <w:r>
+              <w:t xml:space="preserve">448,43 / 457,2</w:t>
+            </w:r>
+          </w:p>
+        </w:tc>
+        <w:tc>
+          <w:tcPr>
+            <w:tcW w:type="dxa" w:w="3027"/>
+          </w:tcPr>
+          <w:p>
+            <w:pPr>
+              <w:pStyle w:val="Compact"/>
+              <w:jc w:val="left"/>
+            </w:pPr>
+            <w:r>
+              <w:t xml:space="preserve">60,91 / 60,8</w:t>
+            </w:r>
+          </w:p>
+        </w:tc>
+        <w:tc>
+          <w:tcPr>
+            <w:tcW w:type="dxa" w:w="3027"/>
+          </w:tcPr>
+          <w:p>
+            <w:pPr>
+              <w:pStyle w:val="Compact"/>
+              <w:jc w:val="left"/>
+            </w:pPr>
+            <w:r>
+              <w:t xml:space="preserve">75,70 / 75,8</w:t>
+            </w:r>
+          </w:p>
+        </w:tc>
+        <w:tc>
+          <w:tcPr>
+            <w:tcW w:type="dxa" w:w="3027"/>
+          </w:tcPr>
+          <w:p>
+            <w:pPr>
+              <w:pStyle w:val="Compact"/>
+              <w:jc w:val="left"/>
+            </w:pPr>
+            <w:r>
+              <w:t xml:space="preserve">—</w:t>
             </w:r>
           </w:p>
         </w:tc>
@@ -648,43 +730,71 @@
       <w:tr>
         <w:tc>
           <w:tcPr>
-            <w:tcW w:type="dxa" w:w="6358"/>
-          </w:tcPr>
-          <w:p>
-            <w:pPr>
-              <w:pStyle w:val="Compact"/>
-              <w:jc w:val="left"/>
-            </w:pPr>
-            <w:r>
-              <w:t xml:space="preserve">Ч1 — утеплитель ЭППС (Тип 2)</w:t>
-            </w:r>
-          </w:p>
-        </w:tc>
-        <w:tc>
-          <w:tcPr>
-            <w:tcW w:type="dxa" w:w="6358"/>
-          </w:tcPr>
-          <w:p>
-            <w:pPr>
-              <w:pStyle w:val="Compact"/>
-              <w:jc w:val="left"/>
-            </w:pPr>
-            <w:r>
-              <w:t xml:space="preserve">161,5 м² + 4 обрезка</w:t>
-            </w:r>
-          </w:p>
-        </w:tc>
-        <w:tc>
-          <w:tcPr>
-            <w:tcW w:type="dxa" w:w="2422"/>
-          </w:tcPr>
-          <w:p>
-            <w:pPr>
-              <w:pStyle w:val="Compact"/>
-              <w:jc w:val="left"/>
-            </w:pPr>
-            <w:r>
-              <w:t xml:space="preserve">176,88 м²</w:t>
+            <w:tcW w:type="dxa" w:w="3027"/>
+          </w:tcPr>
+          <w:p>
+            <w:pPr>
+              <w:pStyle w:val="Compact"/>
+              <w:jc w:val="left"/>
+            </w:pPr>
+            <w:r>
+              <w:t xml:space="preserve">Тип 1 — щебень h=0,16</w:t>
+            </w:r>
+          </w:p>
+        </w:tc>
+        <w:tc>
+          <w:tcPr>
+            <w:tcW w:type="dxa" w:w="3027"/>
+          </w:tcPr>
+          <w:p>
+            <w:pPr>
+              <w:pStyle w:val="Compact"/>
+              <w:jc w:val="left"/>
+            </w:pPr>
+            <w:r>
+              <w:t xml:space="preserve">271,55 / 274,8</w:t>
+            </w:r>
+          </w:p>
+        </w:tc>
+        <w:tc>
+          <w:tcPr>
+            <w:tcW w:type="dxa" w:w="3027"/>
+          </w:tcPr>
+          <w:p>
+            <w:pPr>
+              <w:pStyle w:val="Compact"/>
+              <w:jc w:val="left"/>
+            </w:pPr>
+            <w:r>
+              <w:t xml:space="preserve">11,66 / 11,7</w:t>
+            </w:r>
+          </w:p>
+        </w:tc>
+        <w:tc>
+          <w:tcPr>
+            <w:tcW w:type="dxa" w:w="3027"/>
+          </w:tcPr>
+          <w:p>
+            <w:pPr>
+              <w:pStyle w:val="Compact"/>
+              <w:jc w:val="left"/>
+            </w:pPr>
+            <w:r>
+              <w:t xml:space="preserve">19,60 / 19,1</w:t>
+            </w:r>
+          </w:p>
+        </w:tc>
+        <w:tc>
+          <w:tcPr>
+            <w:tcW w:type="dxa" w:w="3027"/>
+          </w:tcPr>
+          <w:p>
+            <w:pPr>
+              <w:pStyle w:val="Compact"/>
+              <w:jc w:val="left"/>
+            </w:pPr>
+            <w:r>
+              <w:t xml:space="preserve">—</w:t>
             </w:r>
           </w:p>
         </w:tc>
@@ -692,43 +802,71 @@
       <w:tr>
         <w:tc>
           <w:tcPr>
-            <w:tcW w:type="dxa" w:w="6358"/>
-          </w:tcPr>
-          <w:p>
-            <w:pPr>
-              <w:pStyle w:val="Compact"/>
-              <w:jc w:val="left"/>
-            </w:pPr>
-            <w:r>
-              <w:t xml:space="preserve">Ч1, Ч2 — гидроизоляция Тип 2</w:t>
-            </w:r>
-          </w:p>
-        </w:tc>
-        <w:tc>
-          <w:tcPr>
-            <w:tcW w:type="dxa" w:w="6358"/>
-          </w:tcPr>
-          <w:p>
-            <w:pPr>
-              <w:pStyle w:val="Compact"/>
-              <w:jc w:val="left"/>
-            </w:pPr>
-            <w:r>
-              <w:t xml:space="preserve">нет слоя</w:t>
-            </w:r>
-          </w:p>
-        </w:tc>
-        <w:tc>
-          <w:tcPr>
-            <w:tcW w:type="dxa" w:w="2422"/>
-          </w:tcPr>
-          <w:p>
-            <w:pPr>
-              <w:pStyle w:val="Compact"/>
-              <w:jc w:val="left"/>
-            </w:pPr>
-            <w:r>
-              <w:t xml:space="preserve">176,88 / 49,25 м²</w:t>
+            <w:tcW w:type="dxa" w:w="3027"/>
+          </w:tcPr>
+          <w:p>
+            <w:pPr>
+              <w:pStyle w:val="Compact"/>
+              <w:jc w:val="left"/>
+            </w:pPr>
+            <w:r>
+              <w:t xml:space="preserve">Тип 1 — песок h=0,15</w:t>
+            </w:r>
+          </w:p>
+        </w:tc>
+        <w:tc>
+          <w:tcPr>
+            <w:tcW w:type="dxa" w:w="3027"/>
+          </w:tcPr>
+          <w:p>
+            <w:pPr>
+              <w:pStyle w:val="Compact"/>
+              <w:jc w:val="left"/>
+            </w:pPr>
+            <w:r>
+              <w:t xml:space="preserve">271,55 / 265,7</w:t>
+            </w:r>
+          </w:p>
+        </w:tc>
+        <w:tc>
+          <w:tcPr>
+            <w:tcW w:type="dxa" w:w="3027"/>
+          </w:tcPr>
+          <w:p>
+            <w:pPr>
+              <w:pStyle w:val="Compact"/>
+              <w:jc w:val="left"/>
+            </w:pPr>
+            <w:r>
+              <w:t xml:space="preserve">11,66 / 10,5</w:t>
+            </w:r>
+          </w:p>
+        </w:tc>
+        <w:tc>
+          <w:tcPr>
+            <w:tcW w:type="dxa" w:w="3027"/>
+          </w:tcPr>
+          <w:p>
+            <w:pPr>
+              <w:pStyle w:val="Compact"/>
+              <w:jc w:val="left"/>
+            </w:pPr>
+            <w:r>
+              <w:t xml:space="preserve">19,60 / 18,8</w:t>
+            </w:r>
+          </w:p>
+        </w:tc>
+        <w:tc>
+          <w:tcPr>
+            <w:tcW w:type="dxa" w:w="3027"/>
+          </w:tcPr>
+          <w:p>
+            <w:pPr>
+              <w:pStyle w:val="Compact"/>
+              <w:jc w:val="left"/>
+            </w:pPr>
+            <w:r>
+              <w:t xml:space="preserve">—</w:t>
             </w:r>
           </w:p>
         </w:tc>
@@ -736,43 +874,71 @@
       <w:tr>
         <w:tc>
           <w:tcPr>
-            <w:tcW w:type="dxa" w:w="6358"/>
-          </w:tcPr>
-          <w:p>
-            <w:pPr>
-              <w:pStyle w:val="Compact"/>
-              <w:jc w:val="left"/>
-            </w:pPr>
-            <w:r>
-              <w:t xml:space="preserve">Ч1 — газон / откос</w:t>
-            </w:r>
-          </w:p>
-        </w:tc>
-        <w:tc>
-          <w:tcPr>
-            <w:tcW w:type="dxa" w:w="6358"/>
-          </w:tcPr>
-          <w:p>
-            <w:pPr>
-              <w:pStyle w:val="Compact"/>
-              <w:jc w:val="left"/>
-            </w:pPr>
-            <w:r>
-              <w:t xml:space="preserve">209 / 262 м²</w:t>
-            </w:r>
-          </w:p>
-        </w:tc>
-        <w:tc>
-          <w:tcPr>
-            <w:tcW w:type="dxa" w:w="2422"/>
-          </w:tcPr>
-          <w:p>
-            <w:pPr>
-              <w:pStyle w:val="Compact"/>
-              <w:jc w:val="left"/>
-            </w:pPr>
-            <w:r>
-              <w:t xml:space="preserve">235,65 / 257,66 м² — ок</w:t>
+            <w:tcW w:type="dxa" w:w="3027"/>
+          </w:tcPr>
+          <w:p>
+            <w:pPr>
+              <w:pStyle w:val="Compact"/>
+              <w:jc w:val="left"/>
+            </w:pPr>
+            <w:r>
+              <w:t xml:space="preserve">Тип 1 — геотекстиль</w:t>
+            </w:r>
+          </w:p>
+        </w:tc>
+        <w:tc>
+          <w:tcPr>
+            <w:tcW w:type="dxa" w:w="3027"/>
+          </w:tcPr>
+          <w:p>
+            <w:pPr>
+              <w:pStyle w:val="Compact"/>
+              <w:jc w:val="left"/>
+            </w:pPr>
+            <w:r>
+              <w:t xml:space="preserve">271,55 / 270,0</w:t>
+            </w:r>
+          </w:p>
+        </w:tc>
+        <w:tc>
+          <w:tcPr>
+            <w:tcW w:type="dxa" w:w="3027"/>
+          </w:tcPr>
+          <w:p>
+            <w:pPr>
+              <w:pStyle w:val="Compact"/>
+              <w:jc w:val="left"/>
+            </w:pPr>
+            <w:r>
+              <w:t xml:space="preserve">11,66 / 10,0</w:t>
+            </w:r>
+          </w:p>
+        </w:tc>
+        <w:tc>
+          <w:tcPr>
+            <w:tcW w:type="dxa" w:w="3027"/>
+          </w:tcPr>
+          <w:p>
+            <w:pPr>
+              <w:pStyle w:val="Compact"/>
+              <w:jc w:val="left"/>
+            </w:pPr>
+            <w:r>
+              <w:t xml:space="preserve">см. Тип 3</w:t>
+            </w:r>
+          </w:p>
+        </w:tc>
+        <w:tc>
+          <w:tcPr>
+            <w:tcW w:type="dxa" w:w="3027"/>
+          </w:tcPr>
+          <w:p>
+            <w:pPr>
+              <w:pStyle w:val="Compact"/>
+              <w:jc w:val="left"/>
+            </w:pPr>
+            <w:r>
+              <w:t xml:space="preserve">—</w:t>
             </w:r>
           </w:p>
         </w:tc>
@@ -780,43 +946,71 @@
       <w:tr>
         <w:tc>
           <w:tcPr>
-            <w:tcW w:type="dxa" w:w="6358"/>
-          </w:tcPr>
-          <w:p>
-            <w:pPr>
-              <w:pStyle w:val="Compact"/>
-              <w:jc w:val="left"/>
-            </w:pPr>
-            <w:r>
-              <w:t xml:space="preserve">Ч2 — Тип 1 / Тип 2 / газон / откос</w:t>
-            </w:r>
-          </w:p>
-        </w:tc>
-        <w:tc>
-          <w:tcPr>
-            <w:tcW w:type="dxa" w:w="6358"/>
-          </w:tcPr>
-          <w:p>
-            <w:pPr>
-              <w:pStyle w:val="Compact"/>
-              <w:jc w:val="left"/>
-            </w:pPr>
-            <w:r>
-              <w:t xml:space="preserve">11,7 / 49,2 / 72,6 / 212,1 м²</w:t>
-            </w:r>
-          </w:p>
-        </w:tc>
-        <w:tc>
-          <w:tcPr>
-            <w:tcW w:type="dxa" w:w="2422"/>
-          </w:tcPr>
-          <w:p>
-            <w:pPr>
-              <w:pStyle w:val="Compact"/>
-              <w:jc w:val="left"/>
-            </w:pPr>
-            <w:r>
-              <w:t xml:space="preserve">11,66 / 49,25 / 76,73 / 212,56 м² — ок</w:t>
+            <w:tcW w:type="dxa" w:w="3027"/>
+          </w:tcPr>
+          <w:p>
+            <w:pPr>
+              <w:pStyle w:val="Compact"/>
+              <w:jc w:val="left"/>
+            </w:pPr>
+            <w:r>
+              <w:t xml:space="preserve">Тип 2 — щебень h=0,10</w:t>
+            </w:r>
+          </w:p>
+        </w:tc>
+        <w:tc>
+          <w:tcPr>
+            <w:tcW w:type="dxa" w:w="3027"/>
+          </w:tcPr>
+          <w:p>
+            <w:pPr>
+              <w:pStyle w:val="Compact"/>
+              <w:jc w:val="left"/>
+            </w:pPr>
+            <w:r>
+              <w:t xml:space="preserve">176,88 / 168,2</w:t>
+            </w:r>
+          </w:p>
+        </w:tc>
+        <w:tc>
+          <w:tcPr>
+            <w:tcW w:type="dxa" w:w="3027"/>
+          </w:tcPr>
+          <w:p>
+            <w:pPr>
+              <w:pStyle w:val="Compact"/>
+              <w:jc w:val="left"/>
+            </w:pPr>
+            <w:r>
+              <w:t xml:space="preserve">49,25 / 47,1</w:t>
+            </w:r>
+          </w:p>
+        </w:tc>
+        <w:tc>
+          <w:tcPr>
+            <w:tcW w:type="dxa" w:w="3027"/>
+          </w:tcPr>
+          <w:p>
+            <w:pPr>
+              <w:pStyle w:val="Compact"/>
+              <w:jc w:val="left"/>
+            </w:pPr>
+            <w:r>
+              <w:t xml:space="preserve">56,10 / 53,3</w:t>
+            </w:r>
+          </w:p>
+        </w:tc>
+        <w:tc>
+          <w:tcPr>
+            <w:tcW w:type="dxa" w:w="3027"/>
+          </w:tcPr>
+          <w:p>
+            <w:pPr>
+              <w:pStyle w:val="Compact"/>
+              <w:jc w:val="left"/>
+            </w:pPr>
+            <w:r>
+              <w:t xml:space="preserve">—</w:t>
             </w:r>
           </w:p>
         </w:tc>
@@ -824,43 +1018,71 @@
       <w:tr>
         <w:tc>
           <w:tcPr>
-            <w:tcW w:type="dxa" w:w="6358"/>
-          </w:tcPr>
-          <w:p>
-            <w:pPr>
-              <w:pStyle w:val="Compact"/>
-              <w:jc w:val="left"/>
-            </w:pPr>
-            <w:r>
-              <w:t xml:space="preserve">Ч3 — Тип 3 проезд / Тип 1 / Тип 2 / откос</w:t>
-            </w:r>
-          </w:p>
-        </w:tc>
-        <w:tc>
-          <w:tcPr>
-            <w:tcW w:type="dxa" w:w="6358"/>
-          </w:tcPr>
-          <w:p>
-            <w:pPr>
-              <w:pStyle w:val="Compact"/>
-              <w:jc w:val="left"/>
-            </w:pPr>
-            <w:r>
-              <w:t xml:space="preserve">575 / 19,6 / 56,1 / 514,5 м²</w:t>
-            </w:r>
-          </w:p>
-        </w:tc>
-        <w:tc>
-          <w:tcPr>
-            <w:tcW w:type="dxa" w:w="2422"/>
-          </w:tcPr>
-          <w:p>
-            <w:pPr>
-              <w:pStyle w:val="Compact"/>
-              <w:jc w:val="left"/>
-            </w:pPr>
-            <w:r>
-              <w:t xml:space="preserve">574,2 / 19,6 / 56,1 / 514,7 м² — ок</w:t>
+            <w:tcW w:type="dxa" w:w="3027"/>
+          </w:tcPr>
+          <w:p>
+            <w:pPr>
+              <w:pStyle w:val="Compact"/>
+              <w:jc w:val="left"/>
+            </w:pPr>
+            <w:r>
+              <w:t xml:space="preserve">Тип 2 — песок h=0,10</w:t>
+            </w:r>
+          </w:p>
+        </w:tc>
+        <w:tc>
+          <w:tcPr>
+            <w:tcW w:type="dxa" w:w="3027"/>
+          </w:tcPr>
+          <w:p>
+            <w:pPr>
+              <w:pStyle w:val="Compact"/>
+              <w:jc w:val="left"/>
+            </w:pPr>
+            <w:r>
+              <w:t xml:space="preserve">176,88 / 161,5</w:t>
+            </w:r>
+          </w:p>
+        </w:tc>
+        <w:tc>
+          <w:tcPr>
+            <w:tcW w:type="dxa" w:w="3027"/>
+          </w:tcPr>
+          <w:p>
+            <w:pPr>
+              <w:pStyle w:val="Compact"/>
+              <w:jc w:val="left"/>
+            </w:pPr>
+            <w:r>
+              <w:t xml:space="preserve">49,25 / 45,1</w:t>
+            </w:r>
+          </w:p>
+        </w:tc>
+        <w:tc>
+          <w:tcPr>
+            <w:tcW w:type="dxa" w:w="3027"/>
+          </w:tcPr>
+          <w:p>
+            <w:pPr>
+              <w:pStyle w:val="Compact"/>
+              <w:jc w:val="left"/>
+            </w:pPr>
+            <w:r>
+              <w:t xml:space="preserve">56,10 / 50,7</w:t>
+            </w:r>
+          </w:p>
+        </w:tc>
+        <w:tc>
+          <w:tcPr>
+            <w:tcW w:type="dxa" w:w="3027"/>
+          </w:tcPr>
+          <w:p>
+            <w:pPr>
+              <w:pStyle w:val="Compact"/>
+              <w:jc w:val="left"/>
+            </w:pPr>
+            <w:r>
+              <w:t xml:space="preserve">—</w:t>
             </w:r>
           </w:p>
         </w:tc>
@@ -868,43 +1090,71 @@
       <w:tr>
         <w:tc>
           <w:tcPr>
-            <w:tcW w:type="dxa" w:w="6358"/>
-          </w:tcPr>
-          <w:p>
-            <w:pPr>
-              <w:pStyle w:val="Compact"/>
-              <w:jc w:val="left"/>
-            </w:pPr>
-            <w:r>
-              <w:t xml:space="preserve">Ч3 — газон «Укрепление засевом трав»</w:t>
-            </w:r>
-          </w:p>
-        </w:tc>
-        <w:tc>
-          <w:tcPr>
-            <w:tcW w:type="dxa" w:w="6358"/>
-          </w:tcPr>
-          <w:p>
-            <w:pPr>
-              <w:pStyle w:val="Compact"/>
-              <w:jc w:val="left"/>
-            </w:pPr>
-            <w:r>
-              <w:t xml:space="preserve">геометрия 0 (грани вниз) / атрибут 8 724,7 м²</w:t>
-            </w:r>
-          </w:p>
-        </w:tc>
-        <w:tc>
-          <w:tcPr>
-            <w:tcW w:type="dxa" w:w="2422"/>
-          </w:tcPr>
-          <w:p>
-            <w:pPr>
-              <w:pStyle w:val="Compact"/>
-              <w:jc w:val="left"/>
-            </w:pPr>
-            <w:r>
-              <w:t xml:space="preserve">4 023,5 м²</w:t>
+            <w:tcW w:type="dxa" w:w="3027"/>
+          </w:tcPr>
+          <w:p>
+            <w:pPr>
+              <w:pStyle w:val="Compact"/>
+              <w:jc w:val="left"/>
+            </w:pPr>
+            <w:r>
+              <w:t xml:space="preserve">Тип 2 — утеплитель ЭППС</w:t>
+            </w:r>
+          </w:p>
+        </w:tc>
+        <w:tc>
+          <w:tcPr>
+            <w:tcW w:type="dxa" w:w="3027"/>
+          </w:tcPr>
+          <w:p>
+            <w:pPr>
+              <w:pStyle w:val="Compact"/>
+              <w:jc w:val="left"/>
+            </w:pPr>
+            <w:r>
+              <w:t xml:space="preserve">176,88 / 161,6</w:t>
+            </w:r>
+          </w:p>
+        </w:tc>
+        <w:tc>
+          <w:tcPr>
+            <w:tcW w:type="dxa" w:w="3027"/>
+          </w:tcPr>
+          <w:p>
+            <w:pPr>
+              <w:pStyle w:val="Compact"/>
+              <w:jc w:val="left"/>
+            </w:pPr>
+            <w:r>
+              <w:t xml:space="preserve">49,25 / 45,0</w:t>
+            </w:r>
+          </w:p>
+        </w:tc>
+        <w:tc>
+          <w:tcPr>
+            <w:tcW w:type="dxa" w:w="3027"/>
+          </w:tcPr>
+          <w:p>
+            <w:pPr>
+              <w:pStyle w:val="Compact"/>
+              <w:jc w:val="left"/>
+            </w:pPr>
+            <w:r>
+              <w:t xml:space="preserve">56,10 / 50,6</w:t>
+            </w:r>
+          </w:p>
+        </w:tc>
+        <w:tc>
+          <w:tcPr>
+            <w:tcW w:type="dxa" w:w="3027"/>
+          </w:tcPr>
+          <w:p>
+            <w:pPr>
+              <w:pStyle w:val="Compact"/>
+              <w:jc w:val="left"/>
+            </w:pPr>
+            <w:r>
+              <w:t xml:space="preserve">—</w:t>
             </w:r>
           </w:p>
         </w:tc>
@@ -912,43 +1162,71 @@
       <w:tr>
         <w:tc>
           <w:tcPr>
-            <w:tcW w:type="dxa" w:w="6358"/>
-          </w:tcPr>
-          <w:p>
-            <w:pPr>
-              <w:pStyle w:val="Compact"/>
-              <w:jc w:val="left"/>
-            </w:pPr>
-            <w:r>
-              <w:t xml:space="preserve">Ч4 — Тип 3 проезд / откос</w:t>
-            </w:r>
-          </w:p>
-        </w:tc>
-        <w:tc>
-          <w:tcPr>
-            <w:tcW w:type="dxa" w:w="6358"/>
-          </w:tcPr>
-          <w:p>
-            <w:pPr>
-              <w:pStyle w:val="Compact"/>
-              <w:jc w:val="left"/>
-            </w:pPr>
-            <w:r>
-              <w:t xml:space="preserve">393,4 / 87,2 м²</w:t>
-            </w:r>
-          </w:p>
-        </w:tc>
-        <w:tc>
-          <w:tcPr>
-            <w:tcW w:type="dxa" w:w="2422"/>
-          </w:tcPr>
-          <w:p>
-            <w:pPr>
-              <w:pStyle w:val="Compact"/>
-              <w:jc w:val="left"/>
-            </w:pPr>
-            <w:r>
-              <w:t xml:space="preserve">393,35 / 88,4 м² — ок</w:t>
+            <w:tcW w:type="dxa" w:w="3027"/>
+          </w:tcPr>
+          <w:p>
+            <w:pPr>
+              <w:pStyle w:val="Compact"/>
+              <w:jc w:val="left"/>
+            </w:pPr>
+            <w:r>
+              <w:t xml:space="preserve">Тип 2 — гидроизоляция</w:t>
+            </w:r>
+          </w:p>
+        </w:tc>
+        <w:tc>
+          <w:tcPr>
+            <w:tcW w:type="dxa" w:w="3027"/>
+          </w:tcPr>
+          <w:p>
+            <w:pPr>
+              <w:pStyle w:val="Compact"/>
+              <w:jc w:val="left"/>
+            </w:pPr>
+            <w:r>
+              <w:t xml:space="preserve">176,88 / нет</w:t>
+            </w:r>
+          </w:p>
+        </w:tc>
+        <w:tc>
+          <w:tcPr>
+            <w:tcW w:type="dxa" w:w="3027"/>
+          </w:tcPr>
+          <w:p>
+            <w:pPr>
+              <w:pStyle w:val="Compact"/>
+              <w:jc w:val="left"/>
+            </w:pPr>
+            <w:r>
+              <w:t xml:space="preserve">49,25 / нет</w:t>
+            </w:r>
+          </w:p>
+        </w:tc>
+        <w:tc>
+          <w:tcPr>
+            <w:tcW w:type="dxa" w:w="3027"/>
+          </w:tcPr>
+          <w:p>
+            <w:pPr>
+              <w:pStyle w:val="Compact"/>
+              <w:jc w:val="left"/>
+            </w:pPr>
+            <w:r>
+              <w:t xml:space="preserve">56,10 / нет</w:t>
+            </w:r>
+          </w:p>
+        </w:tc>
+        <w:tc>
+          <w:tcPr>
+            <w:tcW w:type="dxa" w:w="3027"/>
+          </w:tcPr>
+          <w:p>
+            <w:pPr>
+              <w:pStyle w:val="Compact"/>
+              <w:jc w:val="left"/>
+            </w:pPr>
+            <w:r>
+              <w:t xml:space="preserve">—</w:t>
             </w:r>
           </w:p>
         </w:tc>
@@ -956,59 +1234,664 @@
       <w:tr>
         <w:tc>
           <w:tcPr>
-            <w:tcW w:type="dxa" w:w="6358"/>
-          </w:tcPr>
-          <w:p>
-            <w:pPr>
-              <w:pStyle w:val="Compact"/>
-              <w:jc w:val="left"/>
-            </w:pPr>
-            <w:r>
-              <w:t xml:space="preserve">Ч4 — газон + обочина</w:t>
-            </w:r>
-          </w:p>
-        </w:tc>
-        <w:tc>
-          <w:tcPr>
-            <w:tcW w:type="dxa" w:w="6358"/>
-          </w:tcPr>
-          <w:p>
-            <w:pPr>
-              <w:pStyle w:val="Compact"/>
-              <w:jc w:val="left"/>
-            </w:pPr>
-            <w:r>
-              <w:t xml:space="preserve">785 + 315 = 1 100 м² (у обочины в атрибуте 1 984,8)</w:t>
-            </w:r>
-          </w:p>
-        </w:tc>
-        <w:tc>
-          <w:tcPr>
-            <w:tcW w:type="dxa" w:w="2422"/>
-          </w:tcPr>
-          <w:p>
-            <w:pPr>
-              <w:pStyle w:val="Compact"/>
-              <w:jc w:val="left"/>
-            </w:pPr>
-            <w:r>
-              <w:t xml:space="preserve">943,04 м²</w:t>
+            <w:tcW w:type="dxa" w:w="3027"/>
+          </w:tcPr>
+          <w:p>
+            <w:pPr>
+              <w:pStyle w:val="Compact"/>
+              <w:jc w:val="left"/>
+            </w:pPr>
+            <w:r>
+              <w:t xml:space="preserve">Тип 3 — асфальт А16Вн h=0,05</w:t>
+            </w:r>
+          </w:p>
+        </w:tc>
+        <w:tc>
+          <w:tcPr>
+            <w:tcW w:type="dxa" w:w="3027"/>
+          </w:tcPr>
+          <w:p>
+            <w:pPr>
+              <w:pStyle w:val="Compact"/>
+              <w:jc w:val="left"/>
+            </w:pPr>
+            <w:r>
+              <w:t xml:space="preserve">—</w:t>
+            </w:r>
+          </w:p>
+        </w:tc>
+        <w:tc>
+          <w:tcPr>
+            <w:tcW w:type="dxa" w:w="3027"/>
+          </w:tcPr>
+          <w:p>
+            <w:pPr>
+              <w:pStyle w:val="Compact"/>
+              <w:jc w:val="left"/>
+            </w:pPr>
+            <w:r>
+              <w:t xml:space="preserve">—</w:t>
+            </w:r>
+          </w:p>
+        </w:tc>
+        <w:tc>
+          <w:tcPr>
+            <w:tcW w:type="dxa" w:w="3027"/>
+          </w:tcPr>
+          <w:p>
+            <w:pPr>
+              <w:pStyle w:val="Compact"/>
+              <w:jc w:val="left"/>
+            </w:pPr>
+            <w:r>
+              <w:t xml:space="preserve">574,20 / 575,4</w:t>
+            </w:r>
+          </w:p>
+        </w:tc>
+        <w:tc>
+          <w:tcPr>
+            <w:tcW w:type="dxa" w:w="3027"/>
+          </w:tcPr>
+          <w:p>
+            <w:pPr>
+              <w:pStyle w:val="Compact"/>
+              <w:jc w:val="left"/>
+            </w:pPr>
+            <w:r>
+              <w:t xml:space="preserve">393,35 / 393,4</w:t>
+            </w:r>
+          </w:p>
+        </w:tc>
+      </w:tr>
+      <w:tr>
+        <w:tc>
+          <w:tcPr>
+            <w:tcW w:type="dxa" w:w="3027"/>
+          </w:tcPr>
+          <w:p>
+            <w:pPr>
+              <w:pStyle w:val="Compact"/>
+              <w:jc w:val="left"/>
+            </w:pPr>
+            <w:r>
+              <w:t xml:space="preserve">Тип 3 — асфальт А32Нн h=0,08</w:t>
+            </w:r>
+          </w:p>
+        </w:tc>
+        <w:tc>
+          <w:tcPr>
+            <w:tcW w:type="dxa" w:w="3027"/>
+          </w:tcPr>
+          <w:p>
+            <w:pPr>
+              <w:pStyle w:val="Compact"/>
+              <w:jc w:val="left"/>
+            </w:pPr>
+            <w:r>
+              <w:t xml:space="preserve">—</w:t>
+            </w:r>
+          </w:p>
+        </w:tc>
+        <w:tc>
+          <w:tcPr>
+            <w:tcW w:type="dxa" w:w="3027"/>
+          </w:tcPr>
+          <w:p>
+            <w:pPr>
+              <w:pStyle w:val="Compact"/>
+              <w:jc w:val="left"/>
+            </w:pPr>
+            <w:r>
+              <w:t xml:space="preserve">—</w:t>
+            </w:r>
+          </w:p>
+        </w:tc>
+        <w:tc>
+          <w:tcPr>
+            <w:tcW w:type="dxa" w:w="3027"/>
+          </w:tcPr>
+          <w:p>
+            <w:pPr>
+              <w:pStyle w:val="Compact"/>
+              <w:jc w:val="left"/>
+            </w:pPr>
+            <w:r>
+              <w:t xml:space="preserve">574,20 / 556,5</w:t>
+            </w:r>
+          </w:p>
+        </w:tc>
+        <w:tc>
+          <w:tcPr>
+            <w:tcW w:type="dxa" w:w="3027"/>
+          </w:tcPr>
+          <w:p>
+            <w:pPr>
+              <w:pStyle w:val="Compact"/>
+              <w:jc w:val="left"/>
+            </w:pPr>
+            <w:r>
+              <w:t xml:space="preserve">393,35 / 376,6</w:t>
+            </w:r>
+          </w:p>
+        </w:tc>
+      </w:tr>
+      <w:tr>
+        <w:tc>
+          <w:tcPr>
+            <w:tcW w:type="dxa" w:w="3027"/>
+          </w:tcPr>
+          <w:p>
+            <w:pPr>
+              <w:pStyle w:val="Compact"/>
+              <w:jc w:val="left"/>
+            </w:pPr>
+            <w:r>
+              <w:t xml:space="preserve">Тип 3 — щебень h=0,22</w:t>
+            </w:r>
+          </w:p>
+        </w:tc>
+        <w:tc>
+          <w:tcPr>
+            <w:tcW w:type="dxa" w:w="3027"/>
+          </w:tcPr>
+          <w:p>
+            <w:pPr>
+              <w:pStyle w:val="Compact"/>
+              <w:jc w:val="left"/>
+            </w:pPr>
+            <w:r>
+              <w:t xml:space="preserve">—</w:t>
+            </w:r>
+          </w:p>
+        </w:tc>
+        <w:tc>
+          <w:tcPr>
+            <w:tcW w:type="dxa" w:w="3027"/>
+          </w:tcPr>
+          <w:p>
+            <w:pPr>
+              <w:pStyle w:val="Compact"/>
+              <w:jc w:val="left"/>
+            </w:pPr>
+            <w:r>
+              <w:t xml:space="preserve">—</w:t>
+            </w:r>
+          </w:p>
+        </w:tc>
+        <w:tc>
+          <w:tcPr>
+            <w:tcW w:type="dxa" w:w="3027"/>
+          </w:tcPr>
+          <w:p>
+            <w:pPr>
+              <w:pStyle w:val="Compact"/>
+              <w:jc w:val="left"/>
+            </w:pPr>
+            <w:r>
+              <w:t xml:space="preserve">574,20 / 602,1</w:t>
+            </w:r>
+          </w:p>
+        </w:tc>
+        <w:tc>
+          <w:tcPr>
+            <w:tcW w:type="dxa" w:w="3027"/>
+          </w:tcPr>
+          <w:p>
+            <w:pPr>
+              <w:pStyle w:val="Compact"/>
+              <w:jc w:val="left"/>
+            </w:pPr>
+            <w:r>
+              <w:t xml:space="preserve">393,35 / 420,1</w:t>
+            </w:r>
+          </w:p>
+        </w:tc>
+      </w:tr>
+      <w:tr>
+        <w:tc>
+          <w:tcPr>
+            <w:tcW w:type="dxa" w:w="3027"/>
+          </w:tcPr>
+          <w:p>
+            <w:pPr>
+              <w:pStyle w:val="Compact"/>
+              <w:jc w:val="left"/>
+            </w:pPr>
+            <w:r>
+              <w:t xml:space="preserve">Тип 3 — песок h=0,29</w:t>
+            </w:r>
+          </w:p>
+        </w:tc>
+        <w:tc>
+          <w:tcPr>
+            <w:tcW w:type="dxa" w:w="3027"/>
+          </w:tcPr>
+          <w:p>
+            <w:pPr>
+              <w:pStyle w:val="Compact"/>
+              <w:jc w:val="left"/>
+            </w:pPr>
+            <w:r>
+              <w:t xml:space="preserve">—</w:t>
+            </w:r>
+          </w:p>
+        </w:tc>
+        <w:tc>
+          <w:tcPr>
+            <w:tcW w:type="dxa" w:w="3027"/>
+          </w:tcPr>
+          <w:p>
+            <w:pPr>
+              <w:pStyle w:val="Compact"/>
+              <w:jc w:val="left"/>
+            </w:pPr>
+            <w:r>
+              <w:t xml:space="preserve">—</w:t>
+            </w:r>
+          </w:p>
+        </w:tc>
+        <w:tc>
+          <w:tcPr>
+            <w:tcW w:type="dxa" w:w="3027"/>
+          </w:tcPr>
+          <w:p>
+            <w:pPr>
+              <w:pStyle w:val="Compact"/>
+              <w:jc w:val="left"/>
+            </w:pPr>
+            <w:r>
+              <w:t xml:space="preserve">574,20 / 897,0</w:t>
+            </w:r>
+          </w:p>
+        </w:tc>
+        <w:tc>
+          <w:tcPr>
+            <w:tcW w:type="dxa" w:w="3027"/>
+          </w:tcPr>
+          <w:p>
+            <w:pPr>
+              <w:pStyle w:val="Compact"/>
+              <w:jc w:val="left"/>
+            </w:pPr>
+            <w:r>
+              <w:t xml:space="preserve">393,35 / 715,7</w:t>
+            </w:r>
+          </w:p>
+        </w:tc>
+      </w:tr>
+      <w:tr>
+        <w:tc>
+          <w:tcPr>
+            <w:tcW w:type="dxa" w:w="3027"/>
+          </w:tcPr>
+          <w:p>
+            <w:pPr>
+              <w:pStyle w:val="Compact"/>
+              <w:jc w:val="left"/>
+            </w:pPr>
+            <w:r>
+              <w:t xml:space="preserve">Геотекстиль (Ч3 — Тип 3 + Тип 1)</w:t>
+            </w:r>
+          </w:p>
+        </w:tc>
+        <w:tc>
+          <w:tcPr>
+            <w:tcW w:type="dxa" w:w="3027"/>
+          </w:tcPr>
+          <w:p>
+            <w:pPr>
+              <w:pStyle w:val="Compact"/>
+              <w:jc w:val="left"/>
+            </w:pPr>
+            <w:r>
+              <w:t xml:space="preserve">—</w:t>
+            </w:r>
+          </w:p>
+        </w:tc>
+        <w:tc>
+          <w:tcPr>
+            <w:tcW w:type="dxa" w:w="3027"/>
+          </w:tcPr>
+          <w:p>
+            <w:pPr>
+              <w:pStyle w:val="Compact"/>
+              <w:jc w:val="left"/>
+            </w:pPr>
+            <w:r>
+              <w:t xml:space="preserve">—</w:t>
+            </w:r>
+          </w:p>
+        </w:tc>
+        <w:tc>
+          <w:tcPr>
+            <w:tcW w:type="dxa" w:w="3027"/>
+          </w:tcPr>
+          <w:p>
+            <w:pPr>
+              <w:pStyle w:val="Compact"/>
+              <w:jc w:val="left"/>
+            </w:pPr>
+            <w:r>
+              <w:t xml:space="preserve">593,80 / 773,3</w:t>
+            </w:r>
+          </w:p>
+        </w:tc>
+        <w:tc>
+          <w:tcPr>
+            <w:tcW w:type="dxa" w:w="3027"/>
+          </w:tcPr>
+          <w:p>
+            <w:pPr>
+              <w:pStyle w:val="Compact"/>
+              <w:jc w:val="left"/>
+            </w:pPr>
+            <w:r>
+              <w:t xml:space="preserve">393,35 / 563,3</w:t>
+            </w:r>
+          </w:p>
+        </w:tc>
+      </w:tr>
+      <w:tr>
+        <w:tc>
+          <w:tcPr>
+            <w:tcW w:type="dxa" w:w="3027"/>
+          </w:tcPr>
+          <w:p>
+            <w:pPr>
+              <w:pStyle w:val="Compact"/>
+              <w:jc w:val="left"/>
+            </w:pPr>
+            <w:r>
+              <w:t xml:space="preserve">Газон</w:t>
+            </w:r>
+          </w:p>
+        </w:tc>
+        <w:tc>
+          <w:tcPr>
+            <w:tcW w:type="dxa" w:w="3027"/>
+          </w:tcPr>
+          <w:p>
+            <w:pPr>
+              <w:pStyle w:val="Compact"/>
+              <w:jc w:val="left"/>
+            </w:pPr>
+            <w:r>
+              <w:t xml:space="preserve">235,65 / 201,9</w:t>
+            </w:r>
+          </w:p>
+        </w:tc>
+        <w:tc>
+          <w:tcPr>
+            <w:tcW w:type="dxa" w:w="3027"/>
+          </w:tcPr>
+          <w:p>
+            <w:pPr>
+              <w:pStyle w:val="Compact"/>
+              <w:jc w:val="left"/>
+            </w:pPr>
+            <w:r>
+              <w:t xml:space="preserve">76,73 / 70,9</w:t>
+            </w:r>
+          </w:p>
+        </w:tc>
+        <w:tc>
+          <w:tcPr>
+            <w:tcW w:type="dxa" w:w="3027"/>
+          </w:tcPr>
+          <w:p>
+            <w:pPr>
+              <w:pStyle w:val="Compact"/>
+              <w:jc w:val="left"/>
+            </w:pPr>
+            <w:r>
+              <w:t xml:space="preserve">4 023,5 / 8 724,7</w:t>
+            </w:r>
+            <w:r>
+              <w:br/>
+            </w:r>
+            <w:r>
+              <w:t xml:space="preserve">+ обочина 165,2</w:t>
+            </w:r>
+          </w:p>
+        </w:tc>
+        <w:tc>
+          <w:tcPr>
+            <w:tcW w:type="dxa" w:w="3027"/>
+          </w:tcPr>
+          <w:p>
+            <w:pPr>
+              <w:pStyle w:val="Compact"/>
+              <w:jc w:val="left"/>
+            </w:pPr>
+            <w:r>
+              <w:t xml:space="preserve">943,04 / 785,2</w:t>
+            </w:r>
+            <w:r>
+              <w:br/>
+            </w:r>
+            <w:r>
+              <w:t xml:space="preserve">+ обочина 1 984,8 = 2 770,0</w:t>
+            </w:r>
+          </w:p>
+        </w:tc>
+      </w:tr>
+      <w:tr>
+        <w:tc>
+          <w:tcPr>
+            <w:tcW w:type="dxa" w:w="3027"/>
+          </w:tcPr>
+          <w:p>
+            <w:pPr>
+              <w:pStyle w:val="Compact"/>
+              <w:jc w:val="left"/>
+            </w:pPr>
+            <w:r>
+              <w:t xml:space="preserve">Откос</w:t>
+            </w:r>
+          </w:p>
+        </w:tc>
+        <w:tc>
+          <w:tcPr>
+            <w:tcW w:type="dxa" w:w="3027"/>
+          </w:tcPr>
+          <w:p>
+            <w:pPr>
+              <w:pStyle w:val="Compact"/>
+              <w:jc w:val="left"/>
+            </w:pPr>
+            <w:r>
+              <w:t xml:space="preserve">257,66 / 261,5</w:t>
+            </w:r>
+          </w:p>
+        </w:tc>
+        <w:tc>
+          <w:tcPr>
+            <w:tcW w:type="dxa" w:w="3027"/>
+          </w:tcPr>
+          <w:p>
+            <w:pPr>
+              <w:pStyle w:val="Compact"/>
+              <w:jc w:val="left"/>
+            </w:pPr>
+            <w:r>
+              <w:t xml:space="preserve">212,56 / 212,1</w:t>
+            </w:r>
+          </w:p>
+        </w:tc>
+        <w:tc>
+          <w:tcPr>
+            <w:tcW w:type="dxa" w:w="3027"/>
+          </w:tcPr>
+          <w:p>
+            <w:pPr>
+              <w:pStyle w:val="Compact"/>
+              <w:jc w:val="left"/>
+            </w:pPr>
+            <w:r>
+              <w:t xml:space="preserve">514,70 / 514,5</w:t>
+            </w:r>
+          </w:p>
+        </w:tc>
+        <w:tc>
+          <w:tcPr>
+            <w:tcW w:type="dxa" w:w="3027"/>
+          </w:tcPr>
+          <w:p>
+            <w:pPr>
+              <w:pStyle w:val="Compact"/>
+              <w:jc w:val="left"/>
+            </w:pPr>
+            <w:r>
+              <w:t xml:space="preserve">88,40 / 87,2</w:t>
+            </w:r>
+          </w:p>
+        </w:tc>
+      </w:tr>
+      <w:tr>
+        <w:tc>
+          <w:tcPr>
+            <w:tcW w:type="dxa" w:w="3027"/>
+          </w:tcPr>
+          <w:p>
+            <w:pPr>
+              <w:pStyle w:val="Compact"/>
+              <w:jc w:val="left"/>
+            </w:pPr>
+            <w:r>
+              <w:t xml:space="preserve">Бортовой камень, бетон, м³ (ВОР: м × 0,016 / 0,042)</w:t>
+            </w:r>
+          </w:p>
+        </w:tc>
+        <w:tc>
+          <w:tcPr>
+            <w:tcW w:type="dxa" w:w="3027"/>
+          </w:tcPr>
+          <w:p>
+            <w:pPr>
+              <w:pStyle w:val="Compact"/>
+              <w:jc w:val="left"/>
+            </w:pPr>
+            <w:r>
+              <w:t xml:space="preserve">3,70 / 3,88</w:t>
+            </w:r>
+          </w:p>
+        </w:tc>
+        <w:tc>
+          <w:tcPr>
+            <w:tcW w:type="dxa" w:w="3027"/>
+          </w:tcPr>
+          <w:p>
+            <w:pPr>
+              <w:pStyle w:val="Compact"/>
+              <w:jc w:val="left"/>
+            </w:pPr>
+            <w:r>
+              <w:t xml:space="preserve">0,84 / 0,84</w:t>
+            </w:r>
+          </w:p>
+        </w:tc>
+        <w:tc>
+          <w:tcPr>
+            <w:tcW w:type="dxa" w:w="3027"/>
+          </w:tcPr>
+          <w:p>
+            <w:pPr>
+              <w:pStyle w:val="Compact"/>
+              <w:jc w:val="left"/>
+            </w:pPr>
+            <w:r>
+              <w:t xml:space="preserve">8,45 / 8,73</w:t>
+            </w:r>
+          </w:p>
+        </w:tc>
+        <w:tc>
+          <w:tcPr>
+            <w:tcW w:type="dxa" w:w="3027"/>
+          </w:tcPr>
+          <w:p>
+            <w:pPr>
+              <w:pStyle w:val="Compact"/>
+              <w:jc w:val="left"/>
+            </w:pPr>
+            <w:r>
+              <w:t xml:space="preserve">7,34 / 7,55</w:t>
+            </w:r>
+          </w:p>
+        </w:tc>
+      </w:tr>
+      <w:tr>
+        <w:tc>
+          <w:tcPr>
+            <w:tcW w:type="dxa" w:w="3027"/>
+          </w:tcPr>
+          <w:p>
+            <w:pPr>
+              <w:pStyle w:val="Compact"/>
+              <w:jc w:val="left"/>
+            </w:pPr>
+            <w:r>
+              <w:t xml:space="preserve">Бетонное основание под борт, м³</w:t>
+            </w:r>
+          </w:p>
+        </w:tc>
+        <w:tc>
+          <w:tcPr>
+            <w:tcW w:type="dxa" w:w="3027"/>
+          </w:tcPr>
+          <w:p>
+            <w:pPr>
+              <w:pStyle w:val="Compact"/>
+              <w:jc w:val="left"/>
+            </w:pPr>
+            <w:r>
+              <w:t xml:space="preserve">11,34 / 11,63</w:t>
+            </w:r>
+          </w:p>
+        </w:tc>
+        <w:tc>
+          <w:tcPr>
+            <w:tcW w:type="dxa" w:w="3027"/>
+          </w:tcPr>
+          <w:p>
+            <w:pPr>
+              <w:pStyle w:val="Compact"/>
+              <w:jc w:val="left"/>
+            </w:pPr>
+            <w:r>
+              <w:t xml:space="preserve">2,57 / 2,53</w:t>
+            </w:r>
+          </w:p>
+        </w:tc>
+        <w:tc>
+          <w:tcPr>
+            <w:tcW w:type="dxa" w:w="3027"/>
+          </w:tcPr>
+          <w:p>
+            <w:pPr>
+              <w:pStyle w:val="Compact"/>
+              <w:jc w:val="left"/>
+            </w:pPr>
+            <w:r>
+              <w:t xml:space="preserve">12,98 / 12,74</w:t>
+            </w:r>
+          </w:p>
+        </w:tc>
+        <w:tc>
+          <w:tcPr>
+            <w:tcW w:type="dxa" w:w="3027"/>
+          </w:tcPr>
+          <w:p>
+            <w:pPr>
+              <w:pStyle w:val="Compact"/>
+              <w:jc w:val="left"/>
+            </w:pPr>
+            <w:r>
+              <w:t xml:space="preserve">9,80 / 9,55</w:t>
             </w:r>
           </w:p>
         </w:tc>
       </w:tr>
     </w:tbl>
-    <w:bookmarkEnd w:id="34"/>
-    <w:bookmarkEnd w:id="35"/>
-    <w:bookmarkStart w:id="48" w:name="Xd22e665acd781fdba9571360ec9b10d32b72e78"/>
-    <w:p>
-      <w:pPr>
-        <w:pStyle w:val="Heading2"/>
-      </w:pPr>
-      <w:r>
-        <w:t xml:space="preserve">4. Ч3 «Площадка водоподготовки» и Ч4 «Площадка ЛОС» — замечания 4 этапа не устранены</w:t>
-      </w:r>
-    </w:p>
     <w:p>
       <w:pPr>
         <w:numPr>
@@ -1022,13 +1905,13 @@
           <w:bCs/>
           <w:b/>
         </w:rPr>
-        <w:t xml:space="preserve">Ч3, газон «Укрепление засевом трав h-0.15м»:</w:t>
+        <w:t xml:space="preserve">Тип 3 (Ч3, Ч4):</w:t>
       </w:r>
       <w:r>
         <w:t xml:space="preserve"> </w:t>
       </w:r>
       <w:r>
-        <w:t xml:space="preserve">квадрат ~97×97 м вокруг площадки, «веер» треугольников, все грани развёрнуты вниз, верхней поверхности нет; в атрибуте 8 724,7 м², по ВОР газон площадки 4 023,5 м². Газон лежит на 144,7–144,8, а по картограмме ПД в зоне насыпи площадки проектные отметки до 146,5 — газон под площадкой, а не на её поверхности.</w:t>
+        <w:t xml:space="preserve">песок h=0,29 в атрибуте «Площадь» 897,0 и 715,7 м² при 574,2 и 393,35 м² по ВОР (+56 % и +82 %), геотекстиль 773,3 и 563,3 м² (+30 % и +43 %), в Ч4 щебень 420,1 м² при 393,35 м². Асфальт Ч3, Ч4 — «битум PG 64-34», по ВОР PG 64-22.</w:t>
       </w:r>
     </w:p>
     <w:p>
@@ -1036,6 +1919,61 @@
         <w:numPr>
           <w:ilvl w:val="0"/>
           <w:numId w:val="1006"/>
+        </w:numPr>
+        <w:pStyle w:val="Compact"/>
+      </w:pPr>
+      <w:r>
+        <w:rPr>
+          <w:bCs/>
+          <w:b/>
+        </w:rPr>
+        <w:t xml:space="preserve">Газон:</w:t>
+      </w:r>
+      <w:r>
+        <w:t xml:space="preserve"> </w:t>
+      </w:r>
+      <w:r>
+        <w:t xml:space="preserve">в Ч1 и Ч2 в атрибуте меньше ВОР на 14 % и 8 %; в Ч3 и Ч4 — больше в 2,2 и 2,9 раза (см. п. 4). Ч2 — песок h=0,15 и геотекстиль Тип 1 на 10–14 % меньше ВОР.</w:t>
+      </w:r>
+    </w:p>
+    <w:bookmarkEnd w:id="34"/>
+    <w:bookmarkEnd w:id="35"/>
+    <w:bookmarkStart w:id="48" w:name="Xd22e665acd781fdba9571360ec9b10d32b72e78"/>
+    <w:p>
+      <w:pPr>
+        <w:pStyle w:val="Heading2"/>
+      </w:pPr>
+      <w:r>
+        <w:t xml:space="preserve">4. Ч3 «Площадка водоподготовки» и Ч4 «Площадка ЛОС» — замечания 4 этапа не устранены</w:t>
+      </w:r>
+    </w:p>
+    <w:p>
+      <w:pPr>
+        <w:numPr>
+          <w:ilvl w:val="0"/>
+          <w:numId w:val="1007"/>
+        </w:numPr>
+        <w:pStyle w:val="Compact"/>
+      </w:pPr>
+      <w:r>
+        <w:rPr>
+          <w:bCs/>
+          <w:b/>
+        </w:rPr>
+        <w:t xml:space="preserve">Ч3, газон «Укрепление засевом трав h-0.15м»:</w:t>
+      </w:r>
+      <w:r>
+        <w:t xml:space="preserve"> </w:t>
+      </w:r>
+      <w:r>
+        <w:t xml:space="preserve">квадрат ~97×97 м вокруг площадки, «веер» треугольников, все грани развёрнуты вниз, верхней поверхности нет. В атрибуте «Площадь» 8 724,7 м² (и ещё обочина 165,2 м²), по ВОР газон площадки 4 023,5 м² — в 2,2 раза больше. Газон лежит на 144,7–144,8, а по картограмме ПД в зоне насыпи площадки проектные отметки до 146,5 — газон под площадкой, а не на её поверхности.</w:t>
+      </w:r>
+    </w:p>
+    <w:p>
+      <w:pPr>
+        <w:numPr>
+          <w:ilvl w:val="0"/>
+          <w:numId w:val="1007"/>
         </w:numPr>
         <w:pStyle w:val="Compact"/>
       </w:pPr>
@@ -1104,7 +2042,7 @@
       <w:pPr>
         <w:numPr>
           <w:ilvl w:val="0"/>
-          <w:numId w:val="1007"/>
+          <w:numId w:val="1008"/>
         </w:numPr>
         <w:pStyle w:val="Compact"/>
       </w:pPr>
@@ -1119,7 +2057,7 @@
         <w:t xml:space="preserve"> </w:t>
       </w:r>
       <w:r>
-        <w:t xml:space="preserve">в атрибуте 1 984,8 м² и 297,7 м³, по геометрии ~315 м²; газон + обочина 1 100 м² при 943 м² по ВОР.</w:t>
+        <w:t xml:space="preserve">в атрибуте «Площадь» 1 984,8 м², «Объем» 297,7 м³; вместе с газоном (785,2 м²) 2 770 м² при 943,04 м² газона по ВОР — в 2,9 раза больше. Отдельной позиции «обочина» в ВОР нет.</w:t>
       </w:r>
     </w:p>
     <w:p>
@@ -1173,7 +2111,7 @@
       <w:pPr>
         <w:numPr>
           <w:ilvl w:val="0"/>
-          <w:numId w:val="1008"/>
+          <w:numId w:val="1009"/>
         </w:numPr>
         <w:pStyle w:val="Compact"/>
       </w:pPr>
@@ -1669,6 +2607,91 @@
       </w:pPr>
     </w:lvl>
   </w:abstractNum>
+  <w:abstractNum w:abstractNumId="99207">
+    <w:nsid w:val="A99207"/>
+    <w:multiLevelType w:val="multilevel"/>
+    <w:lvl w:ilvl="0">
+      <w:start w:val="7"/>
+      <w:numFmt w:val="decimal"/>
+      <w:lvlText w:val="%1."/>
+      <w:lvlJc w:val="left"/>
+      <w:pPr>
+        <w:ind w:left="720" w:hanging="480"/>
+      </w:pPr>
+    </w:lvl>
+    <w:lvl w:ilvl="1">
+      <w:start w:val="7"/>
+      <w:numFmt w:val="lowerLetter"/>
+      <w:lvlText w:val="%2."/>
+      <w:lvlJc w:val="left"/>
+      <w:pPr>
+        <w:ind w:left="1440" w:hanging="480"/>
+      </w:pPr>
+    </w:lvl>
+    <w:lvl w:ilvl="2">
+      <w:start w:val="7"/>
+      <w:numFmt w:val="lowerRoman"/>
+      <w:lvlText w:val="%3."/>
+      <w:lvlJc w:val="left"/>
+      <w:pPr>
+        <w:ind w:left="2160" w:hanging="480"/>
+      </w:pPr>
+    </w:lvl>
+    <w:lvl w:ilvl="3">
+      <w:start w:val="7"/>
+      <w:numFmt w:val="decimal"/>
+      <w:lvlText w:val="%4."/>
+      <w:lvlJc w:val="left"/>
+      <w:pPr>
+        <w:ind w:left="2880" w:hanging="480"/>
+      </w:pPr>
+    </w:lvl>
+    <w:lvl w:ilvl="4">
+      <w:start w:val="7"/>
+      <w:numFmt w:val="lowerLetter"/>
+      <w:lvlText w:val="%5."/>
+      <w:lvlJc w:val="left"/>
+      <w:pPr>
+        <w:ind w:left="3600" w:hanging="480"/>
+      </w:pPr>
+    </w:lvl>
+    <w:lvl w:ilvl="5">
+      <w:start w:val="7"/>
+      <w:numFmt w:val="lowerRoman"/>
+      <w:lvlText w:val="%6."/>
+      <w:lvlJc w:val="left"/>
+      <w:pPr>
+        <w:ind w:left="4320" w:hanging="480"/>
+      </w:pPr>
+    </w:lvl>
+    <w:lvl w:ilvl="6">
+      <w:start w:val="7"/>
+      <w:numFmt w:val="decimal"/>
+      <w:lvlText w:val="%7."/>
+      <w:lvlJc w:val="left"/>
+      <w:pPr>
+        <w:ind w:left="5040" w:hanging="480"/>
+      </w:pPr>
+    </w:lvl>
+    <w:lvl w:ilvl="7">
+      <w:start w:val="7"/>
+      <w:numFmt w:val="lowerLetter"/>
+      <w:lvlText w:val="%8."/>
+      <w:lvlJc w:val="left"/>
+      <w:pPr>
+        <w:ind w:left="5760" w:hanging="480"/>
+      </w:pPr>
+    </w:lvl>
+    <w:lvl w:ilvl="8">
+      <w:start w:val="7"/>
+      <w:numFmt w:val="lowerRoman"/>
+      <w:lvlText w:val="%9."/>
+      <w:lvlJc w:val="left"/>
+      <w:pPr>
+        <w:ind w:left="6480" w:hanging="480"/>
+      </w:pPr>
+    </w:lvl>
+  </w:abstractNum>
   <w:abstractNum w:abstractNumId="99203">
     <w:nsid w:val="A99203"/>
     <w:multiLevelType w:val="multilevel"/>
@@ -1908,6 +2931,36 @@
     </w:lvlOverride>
   </w:num>
   <w:num w:numId="1006">
+    <w:abstractNumId w:val="99207"/>
+    <w:lvlOverride w:ilvl="0">
+      <w:startOverride w:val="7"/>
+    </w:lvlOverride>
+    <w:lvlOverride w:ilvl="1">
+      <w:startOverride w:val="7"/>
+    </w:lvlOverride>
+    <w:lvlOverride w:ilvl="2">
+      <w:startOverride w:val="7"/>
+    </w:lvlOverride>
+    <w:lvlOverride w:ilvl="3">
+      <w:startOverride w:val="7"/>
+    </w:lvlOverride>
+    <w:lvlOverride w:ilvl="4">
+      <w:startOverride w:val="7"/>
+    </w:lvlOverride>
+    <w:lvlOverride w:ilvl="5">
+      <w:startOverride w:val="7"/>
+    </w:lvlOverride>
+    <w:lvlOverride w:ilvl="6">
+      <w:startOverride w:val="7"/>
+    </w:lvlOverride>
+    <w:lvlOverride w:ilvl="7">
+      <w:startOverride w:val="7"/>
+    </w:lvlOverride>
+    <w:lvlOverride w:ilvl="8">
+      <w:startOverride w:val="7"/>
+    </w:lvlOverride>
+  </w:num>
+  <w:num w:numId="1007">
     <w:abstractNumId w:val="99201"/>
     <w:lvlOverride w:ilvl="0">
       <w:startOverride w:val="1"/>
@@ -1937,7 +2990,7 @@
       <w:startOverride w:val="1"/>
     </w:lvlOverride>
   </w:num>
-  <w:num w:numId="1007">
+  <w:num w:numId="1008">
     <w:abstractNumId w:val="99202"/>
     <w:lvlOverride w:ilvl="0">
       <w:startOverride w:val="2"/>
@@ -1967,7 +3020,7 @@
       <w:startOverride w:val="2"/>
     </w:lvlOverride>
   </w:num>
-  <w:num w:numId="1008">
+  <w:num w:numId="1009">
     <w:abstractNumId w:val="99203"/>
     <w:lvlOverride w:ilvl="0">
       <w:startOverride w:val="3"/>

--- a/ЖД станция/Работа над ошибками/Замечания/Замечания_Пятница_этап5_ПЗУ.docx
+++ b/ЖД станция/Работа над ошибками/Замечания/Замечания_Пятница_этап5_ПЗУ.docx
@@ -562,7 +562,23 @@
         <w:t xml:space="preserve"> </w:t>
       </w:r>
       <w:r>
-        <w:t xml:space="preserve">(сумма по элементам), м²; бортовой камень и основание — атрибут «Объем», м³. Красным — расхождение более 5 %.</w:t>
+        <w:t xml:space="preserve">(сумма по элементам), м²; бортовой камень и основание — атрибут «Объем», м³. Газон и насыпная обочина — по ведомостям элементов озеленения РД</w:t>
+      </w:r>
+      <w:r>
+        <w:t xml:space="preserve"> </w:t>
+      </w:r>
+      <w:r>
+        <w:rPr>
+          <w:bCs/>
+          <w:b/>
+        </w:rPr>
+        <w:t xml:space="preserve">25_1439_2025_5-ГП</w:t>
+      </w:r>
+      <w:r>
+        <w:t xml:space="preserve"> </w:t>
+      </w:r>
+      <w:r>
+        <w:t xml:space="preserve">(листы 6.1–6.4); в ВОР они идут одной позицией (Ч3: 3 858,15 + 165,35 = 4 023,5; Ч4: 785,20 + 157,83 = 943,04). Площади покрытий, откосов и длины борта в ведомостях РД совпадают с ВОР. Красным — расхождение более 5 %.</w:t>
       </w:r>
     </w:p>
     <w:tbl>
@@ -1602,7 +1618,7 @@
               <w:jc w:val="left"/>
             </w:pPr>
             <w:r>
-              <w:t xml:space="preserve">Газон</w:t>
+              <w:t xml:space="preserve">Газон посевной (ведомость РД)</w:t>
             </w:r>
           </w:p>
         </w:tc>
@@ -1630,47 +1646,107 @@
               <w:jc w:val="left"/>
             </w:pPr>
             <w:r>
-              <w:t xml:space="preserve">76,73 / 70,9</w:t>
-            </w:r>
-          </w:p>
-        </w:tc>
-        <w:tc>
-          <w:tcPr>
-            <w:tcW w:type="dxa" w:w="3027"/>
-          </w:tcPr>
-          <w:p>
-            <w:pPr>
-              <w:pStyle w:val="Compact"/>
-              <w:jc w:val="left"/>
-            </w:pPr>
-            <w:r>
-              <w:t xml:space="preserve">4 023,5 / 8 724,7</w:t>
-            </w:r>
-            <w:r>
-              <w:br/>
-            </w:r>
-            <w:r>
-              <w:t xml:space="preserve">+ обочина 165,2</w:t>
-            </w:r>
-          </w:p>
-        </w:tc>
-        <w:tc>
-          <w:tcPr>
-            <w:tcW w:type="dxa" w:w="3027"/>
-          </w:tcPr>
-          <w:p>
-            <w:pPr>
-              <w:pStyle w:val="Compact"/>
-              <w:jc w:val="left"/>
-            </w:pPr>
-            <w:r>
-              <w:t xml:space="preserve">943,04 / 785,2</w:t>
-            </w:r>
-            <w:r>
-              <w:br/>
-            </w:r>
-            <w:r>
-              <w:t xml:space="preserve">+ обочина 1 984,8 = 2 770,0</w:t>
+              <w:t xml:space="preserve">РД 256,80, ВОР 76,73 / 70,9</w:t>
+            </w:r>
+          </w:p>
+        </w:tc>
+        <w:tc>
+          <w:tcPr>
+            <w:tcW w:type="dxa" w:w="3027"/>
+          </w:tcPr>
+          <w:p>
+            <w:pPr>
+              <w:pStyle w:val="Compact"/>
+              <w:jc w:val="left"/>
+            </w:pPr>
+            <w:r>
+              <w:t xml:space="preserve">3 858,15 / 8 724,7</w:t>
+            </w:r>
+          </w:p>
+        </w:tc>
+        <w:tc>
+          <w:tcPr>
+            <w:tcW w:type="dxa" w:w="3027"/>
+          </w:tcPr>
+          <w:p>
+            <w:pPr>
+              <w:pStyle w:val="Compact"/>
+              <w:jc w:val="left"/>
+            </w:pPr>
+            <w:r>
+              <w:t xml:space="preserve">785,20 / 785,2</w:t>
+            </w:r>
+          </w:p>
+        </w:tc>
+      </w:tr>
+      <w:tr>
+        <w:tc>
+          <w:tcPr>
+            <w:tcW w:type="dxa" w:w="3027"/>
+          </w:tcPr>
+          <w:p>
+            <w:pPr>
+              <w:pStyle w:val="Compact"/>
+              <w:jc w:val="left"/>
+            </w:pPr>
+            <w:r>
+              <w:t xml:space="preserve">Насыпная обочина (ведомость РД)</w:t>
+            </w:r>
+          </w:p>
+        </w:tc>
+        <w:tc>
+          <w:tcPr>
+            <w:tcW w:type="dxa" w:w="3027"/>
+          </w:tcPr>
+          <w:p>
+            <w:pPr>
+              <w:pStyle w:val="Compact"/>
+              <w:jc w:val="left"/>
+            </w:pPr>
+            <w:r>
+              <w:t xml:space="preserve">—</w:t>
+            </w:r>
+          </w:p>
+        </w:tc>
+        <w:tc>
+          <w:tcPr>
+            <w:tcW w:type="dxa" w:w="3027"/>
+          </w:tcPr>
+          <w:p>
+            <w:pPr>
+              <w:pStyle w:val="Compact"/>
+              <w:jc w:val="left"/>
+            </w:pPr>
+            <w:r>
+              <w:t xml:space="preserve">—</w:t>
+            </w:r>
+          </w:p>
+        </w:tc>
+        <w:tc>
+          <w:tcPr>
+            <w:tcW w:type="dxa" w:w="3027"/>
+          </w:tcPr>
+          <w:p>
+            <w:pPr>
+              <w:pStyle w:val="Compact"/>
+              <w:jc w:val="left"/>
+            </w:pPr>
+            <w:r>
+              <w:t xml:space="preserve">165,35 / 165,2</w:t>
+            </w:r>
+          </w:p>
+        </w:tc>
+        <w:tc>
+          <w:tcPr>
+            <w:tcW w:type="dxa" w:w="3027"/>
+          </w:tcPr>
+          <w:p>
+            <w:pPr>
+              <w:pStyle w:val="Compact"/>
+              <w:jc w:val="left"/>
+            </w:pPr>
+            <w:r>
+              <w:t xml:space="preserve">157,83 / 1 984,8</w:t>
             </w:r>
           </w:p>
         </w:tc>
@@ -1927,13 +2003,13 @@
           <w:bCs/>
           <w:b/>
         </w:rPr>
-        <w:t xml:space="preserve">Газон:</w:t>
+        <w:t xml:space="preserve">Газон и обочина:</w:t>
       </w:r>
       <w:r>
         <w:t xml:space="preserve"> </w:t>
       </w:r>
       <w:r>
-        <w:t xml:space="preserve">в Ч1 и Ч2 в атрибуте меньше ВОР на 14 % и 8 %; в Ч3 и Ч4 — больше в 2,2 и 2,9 раза (см. п. 4). Ч2 — песок h=0,15 и геотекстиль Тип 1 на 10–14 % меньше ВОР.</w:t>
+        <w:t xml:space="preserve">Ч1 — газон 201,9 м² при 235,65 м² по ведомости РД и ВОР (−14 %); Ч3 — газон 8 724,7 м² при 3 858,15 м² (в 2,3 раза больше); Ч4 — обочина 1 984,8 м² при 157,83 м² (в 12,6 раза больше). Газон Ч4 и обочина Ч3 совпадают с ведомостью. Ч2 — в ведомости РД газон 256,80 м², в ВОР 76,73 м², в модели 70,9 м² — какое значение верное, уточнить у ГИПа. Ч2 — песок h=0,15 и геотекстиль Тип 1 на 10–14 % меньше ВОР.</w:t>
       </w:r>
     </w:p>
     <w:bookmarkEnd w:id="34"/>
@@ -1966,7 +2042,7 @@
         <w:t xml:space="preserve"> </w:t>
       </w:r>
       <w:r>
-        <w:t xml:space="preserve">квадрат ~97×97 м вокруг площадки, «веер» треугольников, все грани развёрнуты вниз, верхней поверхности нет. В атрибуте «Площадь» 8 724,7 м² (и ещё обочина 165,2 м²), по ВОР газон площадки 4 023,5 м² — в 2,2 раза больше. Газон лежит на 144,7–144,8, а по картограмме ПД в зоне насыпи площадки проектные отметки до 146,5 — газон под площадкой, а не на её поверхности.</w:t>
+        <w:t xml:space="preserve">квадрат ~97×97 м вокруг площадки, «веер» треугольников, все грани развёрнуты вниз, верхней поверхности нет. В атрибуте «Площадь» 8 724,7 м², по ведомости элементов озеленения РД (лист 6.3) газон посевной 3 858,15 м² — в 2,3 раза больше (обочина 165,2 м² — совпадает с ведомостью 165,35). Газон лежит на 144,7–144,8, а по картограмме ПД в зоне насыпи площадки проектные отметки до 146,5 — газон под площадкой, а не на её поверхности.</w:t>
       </w:r>
     </w:p>
     <w:p>
@@ -2057,7 +2133,7 @@
         <w:t xml:space="preserve"> </w:t>
       </w:r>
       <w:r>
-        <w:t xml:space="preserve">в атрибуте «Площадь» 1 984,8 м², «Объем» 297,7 м³; вместе с газоном (785,2 м²) 2 770 м² при 943,04 м² газона по ВОР — в 2,9 раза больше. Отдельной позиции «обочина» в ВОР нет.</w:t>
+        <w:t xml:space="preserve">в атрибуте «Площадь» 1 984,8 м², «Объем» 297,7 м³; по ведомости элементов озеленения РД (лист 6.4) насыпная обочина 157,83 м² — в 12,6 раза больше. Газон 785,2 м² совпадает с ведомостью (785,20). В ВОР газон и обочина одной позицией 943,04 м².</w:t>
       </w:r>
     </w:p>
     <w:p>

--- a/ЖД станция/Работа над ошибками/Замечания/Замечания_Пятница_этап5_ПЗУ.docx
+++ b/ЖД станция/Работа над ошибками/Замечания/Замечания_Пятница_этап5_ПЗУ.docx
@@ -2,7 +2,7 @@
 <file path=word/document.xml><?xml version="1.0" encoding="utf-8"?>
 <w:document xmlns:w="http://schemas.openxmlformats.org/wordprocessingml/2006/main" xmlns:m="http://schemas.openxmlformats.org/officeDocument/2006/math" xmlns:r="http://schemas.openxmlformats.org/officeDocument/2006/relationships" xmlns:o="urn:schemas-microsoft-com:office:office" xmlns:v="urn:schemas-microsoft-com:vml" xmlns:w10="urn:schemas-microsoft-com:office:word" xmlns:a="http://schemas.openxmlformats.org/drawingml/2006/main" xmlns:pic="http://schemas.openxmlformats.org/drawingml/2006/picture" xmlns:wp="http://schemas.openxmlformats.org/drawingml/2006/wordprocessingDrawing">
   <w:body>
-    <w:bookmarkStart w:id="50" w:name="Xa83abf46c545ba27f42c5ecce3e8dff631f6e2b"/>
+    <w:bookmarkStart w:id="53" w:name="Xa83abf46c545ba27f42c5ecce3e8dff631f6e2b"/>
     <w:p>
       <w:pPr>
         <w:pStyle w:val="Heading1"/>
@@ -102,7 +102,7 @@
         <w:t xml:space="preserve"> </w:t>
       </w:r>
       <w:r>
-        <w:t xml:space="preserve">рельеф — 34 проектные отметки ИЛО1 (ГП_ВП), попадающие в модели, совпадают в пределах ±0,01 м (кроме насыпи Ч3, см. п.4); здания 5 этапа (Белова) стоят по отметкам 0.000 ПД и не засыпаны; площади в атрибутах верхних слоёв асфальта, откосов, объёмы бортового камня и бетонного основания соответствуют ВОР; цвета покрытий (пешеходная часть 128,158,162; проезд 115,115,115; трава 80,210,60) — по EIR.</w:t>
+        <w:t xml:space="preserve">рельеф — проектные отметки ИЛО1 (42 отметки ГП_ВП и 130 узлов картограмм земляных масс по четырём площадкам) совпадают с моделями в пределах ±0,02 м, кроме западного края Ч4 (см. п. 4); здания 5 этапа (Белова) стоят по отметкам 0.000 ПД и не засыпаны; площади в атрибутах верхних слоёв асфальта, откосов, объёмы бортового камня и бетонного основания соответствуют ВОР; цвета покрытий (пешеходная часть 128,158,162; проезд 115,115,115; трава 80,210,60) — по EIR.</w:t>
       </w:r>
     </w:p>
     <w:bookmarkStart w:id="23" w:name="модели-не-исправлены"/>
@@ -2014,7 +2014,7 @@
     </w:p>
     <w:bookmarkEnd w:id="34"/>
     <w:bookmarkEnd w:id="35"/>
-    <w:bookmarkStart w:id="48" w:name="Xd22e665acd781fdba9571360ec9b10d32b72e78"/>
+    <w:bookmarkStart w:id="51" w:name="Xd22e665acd781fdba9571360ec9b10d32b72e78"/>
     <w:p>
       <w:pPr>
         <w:pStyle w:val="Heading2"/>
@@ -2042,29 +2042,7 @@
         <w:t xml:space="preserve"> </w:t>
       </w:r>
       <w:r>
-        <w:t xml:space="preserve">квадрат ~97×97 м вокруг площадки, «веер» треугольников, все грани развёрнуты вниз, верхней поверхности нет. В атрибуте «Площадь» 8 724,7 м², по ведомости элементов озеленения РД (лист 6.3) газон посевной 3 858,15 м² — в 2,3 раза больше (обочина 165,2 м² — совпадает с ведомостью 165,35). Газон лежит на 144,7–144,8, а по картограмме ПД в зоне насыпи площадки проектные отметки до 146,5 — газон под площадкой, а не на её поверхности.</w:t>
-      </w:r>
-    </w:p>
-    <w:p>
-      <w:pPr>
-        <w:numPr>
-          <w:ilvl w:val="0"/>
-          <w:numId w:val="1007"/>
-        </w:numPr>
-        <w:pStyle w:val="Compact"/>
-      </w:pPr>
-      <w:r>
-        <w:rPr>
-          <w:bCs/>
-          <w:b/>
-        </w:rPr>
-        <w:t xml:space="preserve">Ч3, рельеф по картограмме ПД (ПЗМ водоподготовки, 21 узел в контуре модели):</w:t>
-      </w:r>
-      <w:r>
-        <w:t xml:space="preserve"> </w:t>
-      </w:r>
-      <w:r>
-        <w:t xml:space="preserve">в 4 узлах проектная насыпь +0,54…+1,78 м (проектные 145,32–146,58, существующие 144,78–144,80), а в модели там газон на существующей земле 144,72–144,85 — насыпь площадки не построена (Δ до −1,73 м); в 2 узлах на проезде модель ниже ПД на 0,29 и 0,34 м. Остальные 15 узлов и все проектные отметки ГП_ВП — в пределах ±0,01 м.</w:t>
+        <w:t xml:space="preserve">квадрат ~97×97 м вокруг площадки, «веер» треугольников, все грани развёрнуты вниз, верхней поверхности нет. В атрибуте «Площадь» 8 724,7 м², по ведомости элементов озеленения РД (лист 6.3) газон посевной 3 858,15 м² — в 2,3 раза больше (обочина 165,2 м² — совпадает с ведомостью 165,35).</w:t>
       </w:r>
     </w:p>
     <w:p>
@@ -2196,13 +2174,13 @@
           <w:bCs/>
           <w:b/>
         </w:rPr>
-        <w:t xml:space="preserve">Обрезки после нарезки:</w:t>
+        <w:t xml:space="preserve">Ч4, рельеф на западном краю</w:t>
       </w:r>
       <w:r>
         <w:t xml:space="preserve"> </w:t>
       </w:r>
       <w:r>
-        <w:t xml:space="preserve">Ч4 — 135 элементов (74 асфальта А32Нн, 61 щебня), Ч3 — 26; слои щебня 0,22 местами плёнка 2–3 мм. Ч3: песок 0,29 местами пересекается со щебнем. БР 100.30.15: «Обозначение стандарта» «ГОСТ 100.30.15», марка «B15 W4 F150» латиницей.</w:t>
+        <w:t xml:space="preserve">(примыкание к автодороге 4 этапа): в узлах картограммы ПД с нулевыми рабочими отметками 140,82, 140,90, 140,96 в модели 141,81, 140,98, 141,07 (Δ +0,08…+0,99 м), в узле 141,19 — 141,48 (+0,29). Слои дорожной одежды и засыпки обрезаны вертикально, обочина и откос не сведены к существующему рельефу по контуру ПД. Остальные узлы картограммы ЛОС и отметки ГП_ВП — в пределах ±0,01 м.</w:t>
       </w:r>
     </w:p>
     <w:p>
@@ -2212,14 +2190,14 @@
       <w:r>
         <w:drawing>
           <wp:inline>
-            <wp:extent cx="8170200" cy="5174460"/>
+            <wp:extent cx="9612000" cy="4133678"/>
             <wp:effectExtent b="0" l="0" r="0" t="0"/>
             <wp:docPr descr="" title="" id="43" name="Picture"/>
             <a:graphic>
               <a:graphicData uri="http://schemas.openxmlformats.org/drawingml/2006/picture">
                 <pic:pic>
                   <pic:nvPicPr>
-                    <pic:cNvPr descr="/tmp/claude-0/-home-user-Cloude/f5b51736-07b5-508b-a485-66a45660e91c/scratchpad/p5fin/04_обрезки_Ч4.png" id="44" name="Picture"/>
+                    <pic:cNvPr descr="/tmp/claude-0/-home-user-Cloude/f5b51736-07b5-508b-a485-66a45660e91c/scratchpad/p5fin/08_Ч4_рельеф_западный_край.png" id="44" name="Picture"/>
                     <pic:cNvPicPr>
                       <a:picLocks noChangeArrowheads="1" noChangeAspect="1"/>
                     </pic:cNvPicPr>
@@ -2233,7 +2211,7 @@
                   <pic:spPr bwMode="auto">
                     <a:xfrm>
                       <a:off x="0" y="0"/>
-                      <a:ext cx="8170200" cy="5174460"/>
+                      <a:ext cx="9612000" cy="4133678"/>
                     </a:xfrm>
                     <a:prstGeom prst="rect">
                       <a:avLst/>
@@ -2254,6 +2232,28 @@
     </w:p>
     <w:p>
       <w:pPr>
+        <w:numPr>
+          <w:ilvl w:val="0"/>
+          <w:numId w:val="1010"/>
+        </w:numPr>
+        <w:pStyle w:val="Compact"/>
+      </w:pPr>
+      <w:r>
+        <w:rPr>
+          <w:bCs/>
+          <w:b/>
+        </w:rPr>
+        <w:t xml:space="preserve">Обрезки после нарезки:</w:t>
+      </w:r>
+      <w:r>
+        <w:t xml:space="preserve"> </w:t>
+      </w:r>
+      <w:r>
+        <w:t xml:space="preserve">Ч4 — 135 элементов (74 асфальта А32Нн, 61 щебня), Ч3 — 26; слои щебня 0,22 местами плёнка 2–3 мм. Ч3: песок 0,29 местами пересекается со щебнем. БР 100.30.15: «Обозначение стандарта» «ГОСТ 100.30.15», марка «B15 W4 F150» латиницей.</w:t>
+      </w:r>
+    </w:p>
+    <w:p>
+      <w:pPr>
         <w:pStyle w:val="Figure"/>
       </w:pPr>
       <w:r>
@@ -2266,7 +2266,7 @@
               <a:graphicData uri="http://schemas.openxmlformats.org/drawingml/2006/picture">
                 <pic:pic>
                   <pic:nvPicPr>
-                    <pic:cNvPr descr="/tmp/claude-0/-home-user-Cloude/f5b51736-07b5-508b-a485-66a45660e91c/scratchpad/p5fin/04_обрезки_Ч3.png" id="47" name="Picture"/>
+                    <pic:cNvPr descr="/tmp/claude-0/-home-user-Cloude/f5b51736-07b5-508b-a485-66a45660e91c/scratchpad/p5fin/04_обрезки_Ч4.png" id="47" name="Picture"/>
                     <pic:cNvPicPr>
                       <a:picLocks noChangeArrowheads="1" noChangeAspect="1"/>
                     </pic:cNvPicPr>
@@ -2299,8 +2299,55 @@
         </w:drawing>
       </w:r>
     </w:p>
-    <w:bookmarkEnd w:id="48"/>
-    <w:bookmarkStart w:id="49" w:name="перед-передачей-модели"/>
+    <w:p>
+      <w:pPr>
+        <w:pStyle w:val="Figure"/>
+      </w:pPr>
+      <w:r>
+        <w:drawing>
+          <wp:inline>
+            <wp:extent cx="8170200" cy="5174460"/>
+            <wp:effectExtent b="0" l="0" r="0" t="0"/>
+            <wp:docPr descr="" title="" id="49" name="Picture"/>
+            <a:graphic>
+              <a:graphicData uri="http://schemas.openxmlformats.org/drawingml/2006/picture">
+                <pic:pic>
+                  <pic:nvPicPr>
+                    <pic:cNvPr descr="/tmp/claude-0/-home-user-Cloude/f5b51736-07b5-508b-a485-66a45660e91c/scratchpad/p5fin/04_обрезки_Ч3.png" id="50" name="Picture"/>
+                    <pic:cNvPicPr>
+                      <a:picLocks noChangeArrowheads="1" noChangeAspect="1"/>
+                    </pic:cNvPicPr>
+                  </pic:nvPicPr>
+                  <pic:blipFill>
+                    <a:blip r:embed="rId48"/>
+                    <a:stretch>
+                      <a:fillRect/>
+                    </a:stretch>
+                  </pic:blipFill>
+                  <pic:spPr bwMode="auto">
+                    <a:xfrm>
+                      <a:off x="0" y="0"/>
+                      <a:ext cx="8170200" cy="5174460"/>
+                    </a:xfrm>
+                    <a:prstGeom prst="rect">
+                      <a:avLst/>
+                    </a:prstGeom>
+                    <a:noFill/>
+                    <a:ln w="9525">
+                      <a:noFill/>
+                      <a:headEnd/>
+                      <a:tailEnd/>
+                    </a:ln>
+                  </pic:spPr>
+                </pic:pic>
+              </a:graphicData>
+            </a:graphic>
+          </wp:inline>
+        </w:drawing>
+      </w:r>
+    </w:p>
+    <w:bookmarkEnd w:id="51"/>
+    <w:bookmarkStart w:id="52" w:name="перед-передачей-модели"/>
     <w:p>
       <w:pPr>
         <w:pStyle w:val="Heading2"/>
@@ -2317,8 +2364,8 @@
         <w:t xml:space="preserve">Вносить правки в модели (а не только переименовывать файлы), сверять состав и площади с ВОР, атрибуты — по перечню EIR (Шифр проекта, Name, Material, Уровень), структуру — Site «DefaultSite» → Building «DefaultBuilding» → Этаж → группы.</w:t>
       </w:r>
     </w:p>
-    <w:bookmarkEnd w:id="49"/>
-    <w:bookmarkEnd w:id="50"/>
+    <w:bookmarkEnd w:id="52"/>
+    <w:bookmarkEnd w:id="53"/>
     <w:sectPr>
       <w:pgSz w:orient="landscape" w:w="16838" w:h="11906"/>
       <w:pgMar w:left="850" w:right="850" w:top="737" w:bottom="737"/>
@@ -3124,6 +3171,36 @@
     </w:lvlOverride>
     <w:lvlOverride w:ilvl="8">
       <w:startOverride w:val="3"/>
+    </w:lvlOverride>
+  </w:num>
+  <w:num w:numId="1010">
+    <w:abstractNumId w:val="99204"/>
+    <w:lvlOverride w:ilvl="0">
+      <w:startOverride w:val="4"/>
+    </w:lvlOverride>
+    <w:lvlOverride w:ilvl="1">
+      <w:startOverride w:val="4"/>
+    </w:lvlOverride>
+    <w:lvlOverride w:ilvl="2">
+      <w:startOverride w:val="4"/>
+    </w:lvlOverride>
+    <w:lvlOverride w:ilvl="3">
+      <w:startOverride w:val="4"/>
+    </w:lvlOverride>
+    <w:lvlOverride w:ilvl="4">
+      <w:startOverride w:val="4"/>
+    </w:lvlOverride>
+    <w:lvlOverride w:ilvl="5">
+      <w:startOverride w:val="4"/>
+    </w:lvlOverride>
+    <w:lvlOverride w:ilvl="6">
+      <w:startOverride w:val="4"/>
+    </w:lvlOverride>
+    <w:lvlOverride w:ilvl="7">
+      <w:startOverride w:val="4"/>
+    </w:lvlOverride>
+    <w:lvlOverride w:ilvl="8">
+      <w:startOverride w:val="4"/>
     </w:lvlOverride>
   </w:num>
 </w:numbering>
